--- a/Backend/Director_Disclosure/Output_Disclosures/2024-25/ADANI_TRANSMISSION_BIKANER_SIKAR_PRIVATE_LIMITED/MBP-1/MBP1_NAYANABEN_BHAIRAVDANJI_GADHVI_07148619.docx
+++ b/Backend/Director_Disclosure/Output_Disclosures/2024-25/ADANI_TRANSMISSION_BIKANER_SIKAR_PRIVATE_LIMITED/MBP-1/MBP1_NAYANABEN_BHAIRAVDANJI_GADHVI_07148619.docx
@@ -93,182 +93,17 @@
     </w:p>
     <w:p>
       <w:pPr>
-        <w:spacing w:before="0" w:after="0"/>
-        <w:jc w:val="left"/>
-      </w:pPr>
-      <w:r>
-        <w:rPr>
-          <w:rFonts w:ascii="Adani" w:hAnsi="Adani"/>
-          <w:b w:val="0"/>
-          <w:sz w:val="20"/>
-          <w:u w:val="none"/>
-        </w:rPr>
-        <w:t>ADANI CEMENT INDUSTRIES LIMITED</w:t>
-      </w:r>
-    </w:p>
-    <w:p>
-      <w:pPr>
-        <w:spacing w:before="0" w:after="0"/>
-        <w:jc w:val="left"/>
-      </w:pPr>
-      <w:r>
-        <w:rPr>
-          <w:rFonts w:ascii="Adani" w:hAnsi="Adani"/>
-          <w:b w:val="0"/>
-          <w:sz w:val="20"/>
-          <w:u w:val="none"/>
-        </w:rPr>
-        <w:t>HALVAD TRANSMISSION LIMITED</w:t>
-      </w:r>
-    </w:p>
-    <w:p>
-      <w:pPr>
-        <w:spacing w:before="0" w:after="0"/>
-        <w:jc w:val="left"/>
-      </w:pPr>
-      <w:r>
-        <w:rPr>
-          <w:rFonts w:ascii="Adani" w:hAnsi="Adani"/>
-          <w:b w:val="0"/>
-          <w:sz w:val="20"/>
-          <w:u w:val="none"/>
-        </w:rPr>
-        <w:t>KODANGAL SOLAR PARKS LIMITED</w:t>
-      </w:r>
-    </w:p>
-    <w:p>
-      <w:pPr>
-        <w:spacing w:before="0" w:after="0"/>
-        <w:jc w:val="left"/>
-      </w:pPr>
-      <w:r>
-        <w:rPr>
-          <w:rFonts w:ascii="Adani" w:hAnsi="Adani"/>
-          <w:b w:val="0"/>
-          <w:sz w:val="20"/>
-          <w:u w:val="none"/>
-        </w:rPr>
-        <w:t>ADANI RENEWABLE ENERGY (RJ) LIMITED</w:t>
-      </w:r>
-    </w:p>
-    <w:p>
-      <w:pPr>
-        <w:spacing w:before="0" w:after="0"/>
-        <w:jc w:val="left"/>
-      </w:pPr>
-      <w:r>
-        <w:rPr>
-          <w:rFonts w:ascii="Adani" w:hAnsi="Adani"/>
-          <w:b w:val="0"/>
-          <w:sz w:val="20"/>
-          <w:u w:val="none"/>
-        </w:rPr>
-        <w:t>ADANI KANDLA BULK TERMINAL PRIVATE LIMITED</w:t>
-      </w:r>
-    </w:p>
-    <w:p>
-      <w:pPr>
-        <w:spacing w:before="0" w:after="0"/>
-        <w:jc w:val="left"/>
-      </w:pPr>
-      <w:r>
-        <w:rPr>
-          <w:rFonts w:ascii="Adani" w:hAnsi="Adani"/>
-          <w:b w:val="0"/>
-          <w:sz w:val="20"/>
-          <w:u w:val="none"/>
-        </w:rPr>
-        <w:t>ADANI PETRONET (DAHEJ) PORT LIMITED</w:t>
-      </w:r>
-    </w:p>
-    <w:p>
-      <w:pPr>
-        <w:spacing w:before="0" w:after="0"/>
-        <w:jc w:val="left"/>
-      </w:pPr>
-      <w:r>
-        <w:rPr>
-          <w:rFonts w:ascii="Adani" w:hAnsi="Adani"/>
-          <w:b w:val="0"/>
-          <w:sz w:val="20"/>
-          <w:u w:val="none"/>
-        </w:rPr>
-        <w:t>MARINE INFRASTRUCTURE DEVELOPER PRIVATE LIMITED</w:t>
-      </w:r>
-    </w:p>
-    <w:p>
-      <w:pPr>
-        <w:spacing w:before="0" w:after="0"/>
-        <w:jc w:val="left"/>
-      </w:pPr>
-      <w:r>
-        <w:rPr>
-          <w:rFonts w:ascii="Adani" w:hAnsi="Adani"/>
-          <w:b w:val="0"/>
-          <w:sz w:val="20"/>
-          <w:u w:val="none"/>
-        </w:rPr>
-        <w:t>ADANI GREEN ENERGY (UP) LIMITED</w:t>
-      </w:r>
-    </w:p>
-    <w:p>
-      <w:pPr>
-        <w:spacing w:before="0" w:after="0"/>
-        <w:jc w:val="left"/>
-      </w:pPr>
-      <w:r>
-        <w:rPr>
-          <w:rFonts w:ascii="Adani" w:hAnsi="Adani"/>
-          <w:b w:val="0"/>
-          <w:sz w:val="20"/>
-          <w:u w:val="none"/>
-        </w:rPr>
-        <w:t>ADANI TRANSMISSION BIKANER SIKAR LIMITED</w:t>
-      </w:r>
-    </w:p>
-    <w:p>
-      <w:pPr>
-        <w:spacing w:before="0" w:after="0"/>
-        <w:jc w:val="left"/>
-      </w:pPr>
-      <w:r>
-        <w:rPr>
-          <w:rFonts w:ascii="Adani" w:hAnsi="Adani"/>
-          <w:b w:val="0"/>
-          <w:sz w:val="20"/>
-          <w:u w:val="none"/>
-        </w:rPr>
-        <w:t>ADANI TRANSMISSION BIKANER SIKAR PRIVATE LIMITED</w:t>
-      </w:r>
-    </w:p>
-    <w:p>
-      <w:pPr>
-        <w:spacing w:before="0" w:after="0"/>
-        <w:jc w:val="left"/>
-      </w:pPr>
-      <w:r>
-        <w:rPr>
-          <w:rFonts w:ascii="Adani" w:hAnsi="Adani"/>
-          <w:b w:val="0"/>
-          <w:sz w:val="20"/>
-          <w:u w:val="none"/>
-        </w:rPr>
-        <w:t>MUNDRA SOLAR TECHNOPARK PRIVATE LIMITED</w:t>
-      </w:r>
-    </w:p>
-    <w:p>
-      <w:pPr>
         <w:spacing w:before="0" w:after="160"/>
         <w:jc w:val="left"/>
       </w:pPr>
       <w:r>
         <w:rPr>
           <w:rFonts w:ascii="Adani" w:hAnsi="Adani"/>
-          <w:b w:val="0"/>
+          <w:b/>
           <w:sz w:val="20"/>
           <w:u w:val="none"/>
         </w:rPr>
-        <w:t>PARSA KENTE COLLIERIES LIMITED</w:t>
+        <w:t>ADANI TRANSMISSION BIKANER SIKAR PRIVATE LIMITED</w:t>
       </w:r>
     </w:p>
     <w:p>
@@ -838,7 +673,7 @@
                 <w:sz w:val="18"/>
                 <w:u w:val="none"/>
               </w:rPr>
-              <w:t>KODANGAL SOLAR PARKS LIMITED</w:t>
+              <w:t>ADANI RENEWABLE ENERGY (RJ) LIMITED</w:t>
             </w:r>
           </w:p>
         </w:tc>
@@ -980,7 +815,7 @@
                 <w:sz w:val="18"/>
                 <w:u w:val="none"/>
               </w:rPr>
-              <w:t>ADANI RENEWABLE ENERGY (RJ) LIMITED</w:t>
+              <w:t>KODANGAL SOLAR PARKS LIMITED</w:t>
             </w:r>
           </w:p>
         </w:tc>
@@ -1548,7 +1383,7 @@
                 <w:sz w:val="18"/>
                 <w:u w:val="none"/>
               </w:rPr>
-              <w:t>ADANI GREEN ENERGY (UP) LIMITED</w:t>
+              <w:t>RAMNAD RENEWABLE ENERGY LIMITED</w:t>
             </w:r>
           </w:p>
         </w:tc>
@@ -1690,7 +1525,7 @@
                 <w:sz w:val="18"/>
                 <w:u w:val="none"/>
               </w:rPr>
-              <w:t>ADANI TRANSMISSION BIKANER SIKAR LIMITED</w:t>
+              <w:t>ADANI GREEN ENERGY (UP) LIMITED</w:t>
             </w:r>
           </w:p>
         </w:tc>
@@ -1774,7 +1609,7 @@
                 <w:sz w:val="18"/>
                 <w:u w:val="none"/>
               </w:rPr>
-              <w:t>12/03/2019</w:t>
+              <w:t>30/03/2019</w:t>
             </w:r>
           </w:p>
         </w:tc>
@@ -1974,6 +1809,148 @@
                 <w:sz w:val="18"/>
                 <w:u w:val="none"/>
               </w:rPr>
+              <w:t>ADANI TRANSMISSION BIKANER SIKAR LIMITED</w:t>
+            </w:r>
+          </w:p>
+        </w:tc>
+        <w:tc>
+          <w:tcPr>
+            <w:tcW w:type="dxa" w:w="1814"/>
+            <w:shd w:val="clear" w:color="auto" w:fill="FFFFFF"/>
+            <w:tcBorders>
+              <w:top w:val="single" w:sz="4" w:space="0" w:color="000000"/>
+              <w:left w:val="single" w:sz="4" w:space="0" w:color="000000"/>
+              <w:bottom w:val="single" w:sz="4" w:space="0" w:color="000000"/>
+              <w:right w:val="single" w:sz="4" w:space="0" w:color="000000"/>
+            </w:tcBorders>
+            <w:vAlign w:val="center"/>
+          </w:tcPr>
+          <w:p>
+            <w:pPr>
+              <w:spacing w:before="40" w:after="40"/>
+              <w:jc w:val="left"/>
+            </w:pPr>
+            <w:r>
+              <w:rPr>
+                <w:rFonts w:ascii="Adani" w:hAnsi="Adani"/>
+                <w:b w:val="0"/>
+                <w:sz w:val="18"/>
+                <w:u w:val="none"/>
+              </w:rPr>
+              <w:t>Director</w:t>
+            </w:r>
+          </w:p>
+        </w:tc>
+        <w:tc>
+          <w:tcPr>
+            <w:tcW w:type="dxa" w:w="1020"/>
+            <w:shd w:val="clear" w:color="auto" w:fill="FFFFFF"/>
+            <w:tcBorders>
+              <w:top w:val="single" w:sz="4" w:space="0" w:color="000000"/>
+              <w:left w:val="single" w:sz="4" w:space="0" w:color="000000"/>
+              <w:bottom w:val="single" w:sz="4" w:space="0" w:color="000000"/>
+              <w:right w:val="single" w:sz="4" w:space="0" w:color="000000"/>
+            </w:tcBorders>
+            <w:vAlign w:val="center"/>
+          </w:tcPr>
+          <w:p>
+            <w:pPr>
+              <w:spacing w:before="40" w:after="40"/>
+              <w:jc w:val="left"/>
+            </w:pPr>
+            <w:r>
+              <w:rPr>
+                <w:rFonts w:ascii="Adani" w:hAnsi="Adani"/>
+                <w:b w:val="0"/>
+                <w:sz w:val="18"/>
+                <w:u w:val="none"/>
+              </w:rPr>
+              <w:t>NIL</w:t>
+            </w:r>
+          </w:p>
+        </w:tc>
+        <w:tc>
+          <w:tcPr>
+            <w:tcW w:type="dxa" w:w="1247"/>
+            <w:shd w:val="clear" w:color="auto" w:fill="FFFFFF"/>
+            <w:tcBorders>
+              <w:top w:val="single" w:sz="4" w:space="0" w:color="000000"/>
+              <w:left w:val="single" w:sz="4" w:space="0" w:color="000000"/>
+              <w:bottom w:val="single" w:sz="4" w:space="0" w:color="000000"/>
+              <w:right w:val="single" w:sz="4" w:space="0" w:color="000000"/>
+            </w:tcBorders>
+            <w:vAlign w:val="center"/>
+          </w:tcPr>
+          <w:p>
+            <w:pPr>
+              <w:spacing w:before="40" w:after="40"/>
+              <w:jc w:val="left"/>
+            </w:pPr>
+            <w:r>
+              <w:rPr>
+                <w:rFonts w:ascii="Adani" w:hAnsi="Adani"/>
+                <w:b w:val="0"/>
+                <w:sz w:val="18"/>
+                <w:u w:val="none"/>
+              </w:rPr>
+              <w:t>12/03/2019</w:t>
+            </w:r>
+          </w:p>
+        </w:tc>
+      </w:tr>
+      <w:tr>
+        <w:tc>
+          <w:tcPr>
+            <w:tcW w:type="dxa" w:w="680"/>
+            <w:shd w:val="clear" w:color="auto" w:fill="FFFFFF"/>
+            <w:tcBorders>
+              <w:top w:val="single" w:sz="4" w:space="0" w:color="000000"/>
+              <w:left w:val="single" w:sz="4" w:space="0" w:color="000000"/>
+              <w:bottom w:val="single" w:sz="4" w:space="0" w:color="000000"/>
+              <w:right w:val="single" w:sz="4" w:space="0" w:color="000000"/>
+            </w:tcBorders>
+            <w:vAlign w:val="center"/>
+          </w:tcPr>
+          <w:p>
+            <w:pPr>
+              <w:spacing w:before="40" w:after="40"/>
+              <w:jc w:val="left"/>
+            </w:pPr>
+            <w:r>
+              <w:rPr>
+                <w:rFonts w:ascii="Adani" w:hAnsi="Adani"/>
+                <w:b w:val="0"/>
+                <w:sz w:val="18"/>
+                <w:u w:val="none"/>
+              </w:rPr>
+              <w:t>12</w:t>
+            </w:r>
+          </w:p>
+        </w:tc>
+        <w:tc>
+          <w:tcPr>
+            <w:tcW w:type="dxa" w:w="3969"/>
+            <w:shd w:val="clear" w:color="auto" w:fill="FFFFFF"/>
+            <w:tcBorders>
+              <w:top w:val="single" w:sz="4" w:space="0" w:color="000000"/>
+              <w:left w:val="single" w:sz="4" w:space="0" w:color="000000"/>
+              <w:bottom w:val="single" w:sz="4" w:space="0" w:color="000000"/>
+              <w:right w:val="single" w:sz="4" w:space="0" w:color="000000"/>
+            </w:tcBorders>
+            <w:vAlign w:val="center"/>
+          </w:tcPr>
+          <w:p>
+            <w:pPr>
+              <w:spacing w:before="40" w:after="40"/>
+              <w:jc w:val="left"/>
+            </w:pPr>
+            <w:r>
+              <w:rPr>
+                <w:rFonts w:ascii="Adani" w:hAnsi="Adani"/>
+                <w:b w:val="0"/>
+                <w:sz w:val="18"/>
+                <w:u w:val="none"/>
+              </w:rPr>
               <w:t>MUNDRA SOLAR TECHNOPARK PRIVATE LIMITED</w:t>
             </w:r>
           </w:p>
@@ -2059,148 +2036,6 @@
                 <w:u w:val="none"/>
               </w:rPr>
               <w:t>19/08/2016</w:t>
-            </w:r>
-          </w:p>
-        </w:tc>
-      </w:tr>
-      <w:tr>
-        <w:tc>
-          <w:tcPr>
-            <w:tcW w:type="dxa" w:w="680"/>
-            <w:shd w:val="clear" w:color="auto" w:fill="FFFFFF"/>
-            <w:tcBorders>
-              <w:top w:val="single" w:sz="4" w:space="0" w:color="000000"/>
-              <w:left w:val="single" w:sz="4" w:space="0" w:color="000000"/>
-              <w:bottom w:val="single" w:sz="4" w:space="0" w:color="000000"/>
-              <w:right w:val="single" w:sz="4" w:space="0" w:color="000000"/>
-            </w:tcBorders>
-            <w:vAlign w:val="center"/>
-          </w:tcPr>
-          <w:p>
-            <w:pPr>
-              <w:spacing w:before="40" w:after="40"/>
-              <w:jc w:val="left"/>
-            </w:pPr>
-            <w:r>
-              <w:rPr>
-                <w:rFonts w:ascii="Adani" w:hAnsi="Adani"/>
-                <w:b w:val="0"/>
-                <w:sz w:val="18"/>
-                <w:u w:val="none"/>
-              </w:rPr>
-              <w:t>12</w:t>
-            </w:r>
-          </w:p>
-        </w:tc>
-        <w:tc>
-          <w:tcPr>
-            <w:tcW w:type="dxa" w:w="3969"/>
-            <w:shd w:val="clear" w:color="auto" w:fill="FFFFFF"/>
-            <w:tcBorders>
-              <w:top w:val="single" w:sz="4" w:space="0" w:color="000000"/>
-              <w:left w:val="single" w:sz="4" w:space="0" w:color="000000"/>
-              <w:bottom w:val="single" w:sz="4" w:space="0" w:color="000000"/>
-              <w:right w:val="single" w:sz="4" w:space="0" w:color="000000"/>
-            </w:tcBorders>
-            <w:vAlign w:val="center"/>
-          </w:tcPr>
-          <w:p>
-            <w:pPr>
-              <w:spacing w:before="40" w:after="40"/>
-              <w:jc w:val="left"/>
-            </w:pPr>
-            <w:r>
-              <w:rPr>
-                <w:rFonts w:ascii="Adani" w:hAnsi="Adani"/>
-                <w:b w:val="0"/>
-                <w:sz w:val="18"/>
-                <w:u w:val="none"/>
-              </w:rPr>
-              <w:t>PARSA KENTE COLLIERIES LIMITED</w:t>
-            </w:r>
-          </w:p>
-        </w:tc>
-        <w:tc>
-          <w:tcPr>
-            <w:tcW w:type="dxa" w:w="1814"/>
-            <w:shd w:val="clear" w:color="auto" w:fill="FFFFFF"/>
-            <w:tcBorders>
-              <w:top w:val="single" w:sz="4" w:space="0" w:color="000000"/>
-              <w:left w:val="single" w:sz="4" w:space="0" w:color="000000"/>
-              <w:bottom w:val="single" w:sz="4" w:space="0" w:color="000000"/>
-              <w:right w:val="single" w:sz="4" w:space="0" w:color="000000"/>
-            </w:tcBorders>
-            <w:vAlign w:val="center"/>
-          </w:tcPr>
-          <w:p>
-            <w:pPr>
-              <w:spacing w:before="40" w:after="40"/>
-              <w:jc w:val="left"/>
-            </w:pPr>
-            <w:r>
-              <w:rPr>
-                <w:rFonts w:ascii="Adani" w:hAnsi="Adani"/>
-                <w:b w:val="0"/>
-                <w:sz w:val="18"/>
-                <w:u w:val="none"/>
-              </w:rPr>
-              <w:t>Director</w:t>
-            </w:r>
-          </w:p>
-        </w:tc>
-        <w:tc>
-          <w:tcPr>
-            <w:tcW w:type="dxa" w:w="1020"/>
-            <w:shd w:val="clear" w:color="auto" w:fill="FFFFFF"/>
-            <w:tcBorders>
-              <w:top w:val="single" w:sz="4" w:space="0" w:color="000000"/>
-              <w:left w:val="single" w:sz="4" w:space="0" w:color="000000"/>
-              <w:bottom w:val="single" w:sz="4" w:space="0" w:color="000000"/>
-              <w:right w:val="single" w:sz="4" w:space="0" w:color="000000"/>
-            </w:tcBorders>
-            <w:vAlign w:val="center"/>
-          </w:tcPr>
-          <w:p>
-            <w:pPr>
-              <w:spacing w:before="40" w:after="40"/>
-              <w:jc w:val="left"/>
-            </w:pPr>
-            <w:r>
-              <w:rPr>
-                <w:rFonts w:ascii="Adani" w:hAnsi="Adani"/>
-                <w:b w:val="0"/>
-                <w:sz w:val="18"/>
-                <w:u w:val="none"/>
-              </w:rPr>
-              <w:t>NIL</w:t>
-            </w:r>
-          </w:p>
-        </w:tc>
-        <w:tc>
-          <w:tcPr>
-            <w:tcW w:type="dxa" w:w="1247"/>
-            <w:shd w:val="clear" w:color="auto" w:fill="FFFFFF"/>
-            <w:tcBorders>
-              <w:top w:val="single" w:sz="4" w:space="0" w:color="000000"/>
-              <w:left w:val="single" w:sz="4" w:space="0" w:color="000000"/>
-              <w:bottom w:val="single" w:sz="4" w:space="0" w:color="000000"/>
-              <w:right w:val="single" w:sz="4" w:space="0" w:color="000000"/>
-            </w:tcBorders>
-            <w:vAlign w:val="center"/>
-          </w:tcPr>
-          <w:p>
-            <w:pPr>
-              <w:spacing w:before="40" w:after="40"/>
-              <w:jc w:val="left"/>
-            </w:pPr>
-            <w:r>
-              <w:rPr>
-                <w:rFonts w:ascii="Adani" w:hAnsi="Adani"/>
-                <w:b w:val="0"/>
-                <w:sz w:val="18"/>
-                <w:u w:val="none"/>
-              </w:rPr>
-              <w:t>31/07/2015</w:t>
             </w:r>
           </w:p>
         </w:tc>
@@ -2437,7 +2272,7 @@
                 <w:sz w:val="18"/>
                 <w:u w:val="none"/>
               </w:rPr>
-              <w:t>Date:   07th May, 2026</w:t>
+              <w:t>Date:   15th May, 2026</w:t>
             </w:r>
           </w:p>
         </w:tc>
@@ -2703,174 +2538,441 @@
         <w:t>:</w:t>
       </w:r>
     </w:p>
-    <w:p>
-      <w:pPr>
-        <w:pStyle w:val="ListNumber"/>
-        <w:spacing w:before="0" w:after="40"/>
-        <w:ind w:left="720"/>
-      </w:pPr>
-      <w:r>
-        <w:rPr>
-          <w:rFonts w:ascii="Adani" w:hAnsi="Adani"/>
-          <w:b w:val="0"/>
-          <w:sz w:val="20"/>
-          <w:u w:val="none"/>
-        </w:rPr>
-        <w:t>Father</w:t>
-        <w:tab/>
-        <w:tab/>
-        <w:t>:</w:t>
-        <w:tab/>
-        <w:t>NIL</w:t>
-      </w:r>
-    </w:p>
-    <w:p>
-      <w:pPr>
-        <w:pStyle w:val="ListNumber"/>
-        <w:spacing w:before="0" w:after="40"/>
-        <w:ind w:left="720"/>
-      </w:pPr>
-      <w:r>
-        <w:rPr>
-          <w:rFonts w:ascii="Adani" w:hAnsi="Adani"/>
-          <w:b w:val="0"/>
-          <w:sz w:val="20"/>
-          <w:u w:val="none"/>
-        </w:rPr>
-        <w:t>Mother</w:t>
-        <w:tab/>
-        <w:tab/>
-        <w:t>:</w:t>
-        <w:tab/>
-        <w:t>NIL</w:t>
-      </w:r>
-    </w:p>
-    <w:p>
-      <w:pPr>
-        <w:pStyle w:val="ListNumber"/>
-        <w:spacing w:before="0" w:after="40"/>
-        <w:ind w:left="720"/>
-      </w:pPr>
-      <w:r>
-        <w:rPr>
-          <w:rFonts w:ascii="Adani" w:hAnsi="Adani"/>
-          <w:b w:val="0"/>
-          <w:sz w:val="20"/>
-          <w:u w:val="none"/>
-        </w:rPr>
-        <w:t>Son</w:t>
-        <w:tab/>
-        <w:tab/>
-        <w:t>:</w:t>
-        <w:tab/>
-        <w:t>NIL</w:t>
-      </w:r>
-    </w:p>
-    <w:p>
-      <w:pPr>
-        <w:pStyle w:val="ListNumber"/>
-        <w:spacing w:before="0" w:after="40"/>
-        <w:ind w:left="720"/>
-      </w:pPr>
-      <w:r>
-        <w:rPr>
-          <w:rFonts w:ascii="Adani" w:hAnsi="Adani"/>
-          <w:b w:val="0"/>
-          <w:sz w:val="20"/>
-          <w:u w:val="none"/>
-        </w:rPr>
-        <w:t>Son's Wife</w:t>
-        <w:tab/>
-        <w:tab/>
-        <w:t>:</w:t>
-        <w:tab/>
-        <w:t>NIL</w:t>
-      </w:r>
-    </w:p>
-    <w:p>
-      <w:pPr>
-        <w:pStyle w:val="ListNumber"/>
-        <w:spacing w:before="0" w:after="40"/>
-        <w:ind w:left="720"/>
-      </w:pPr>
-      <w:r>
-        <w:rPr>
-          <w:rFonts w:ascii="Adani" w:hAnsi="Adani"/>
-          <w:b w:val="0"/>
-          <w:sz w:val="20"/>
-          <w:u w:val="none"/>
-        </w:rPr>
-        <w:t>Daughter</w:t>
-        <w:tab/>
-        <w:tab/>
-        <w:t>:</w:t>
-        <w:tab/>
-        <w:t>NIL</w:t>
-      </w:r>
-    </w:p>
-    <w:p>
-      <w:pPr>
-        <w:pStyle w:val="ListNumber"/>
-        <w:spacing w:before="0" w:after="40"/>
-        <w:ind w:left="720"/>
-      </w:pPr>
-      <w:r>
-        <w:rPr>
-          <w:rFonts w:ascii="Adani" w:hAnsi="Adani"/>
-          <w:b w:val="0"/>
-          <w:sz w:val="20"/>
-          <w:u w:val="none"/>
-        </w:rPr>
-        <w:t>Daughter's Husband</w:t>
-        <w:tab/>
-        <w:tab/>
-        <w:t>:</w:t>
-        <w:tab/>
-        <w:t>NIL</w:t>
-      </w:r>
-    </w:p>
-    <w:p>
-      <w:pPr>
-        <w:pStyle w:val="ListNumber"/>
-        <w:spacing w:before="0" w:after="40"/>
-        <w:ind w:left="720"/>
-      </w:pPr>
-      <w:r>
-        <w:rPr>
-          <w:rFonts w:ascii="Adani" w:hAnsi="Adani"/>
-          <w:b w:val="0"/>
-          <w:sz w:val="20"/>
-          <w:u w:val="none"/>
-        </w:rPr>
-        <w:t>Brother</w:t>
-        <w:tab/>
-        <w:tab/>
-        <w:t>:</w:t>
-        <w:tab/>
-        <w:t>NIL</w:t>
-      </w:r>
-    </w:p>
-    <w:p>
-      <w:pPr>
-        <w:pStyle w:val="ListNumber"/>
-        <w:spacing w:before="0" w:after="40"/>
-        <w:ind w:left="720"/>
-      </w:pPr>
-      <w:r>
-        <w:rPr>
-          <w:rFonts w:ascii="Adani" w:hAnsi="Adani"/>
-          <w:b w:val="0"/>
-          <w:sz w:val="20"/>
-          <w:u w:val="none"/>
-        </w:rPr>
-        <w:t>Sister</w:t>
-        <w:tab/>
-        <w:tab/>
-        <w:t>:</w:t>
-        <w:tab/>
-        <w:t>NIL</w:t>
-      </w:r>
-    </w:p>
+    <w:tbl>
+      <w:tblPr>
+        <w:tblW w:type="auto" w:w="0"/>
+        <w:jc w:val="left"/>
+        <w:tblLook w:firstColumn="1" w:firstRow="1" w:lastColumn="0" w:lastRow="0" w:noHBand="0" w:noVBand="1" w:val="04A0"/>
+      </w:tblPr>
+      <w:tblGrid>
+        <w:gridCol w:w="4536"/>
+        <w:gridCol w:w="4536"/>
+      </w:tblGrid>
+      <w:tr>
+        <w:tc>
+          <w:tcPr>
+            <w:tcW w:type="dxa" w:w="4536"/>
+            <w:tcBorders>
+              <w:top w:val="none"/>
+              <w:bottom w:val="none"/>
+              <w:left w:val="none"/>
+              <w:right w:val="none"/>
+            </w:tcBorders>
+          </w:tcPr>
+          <w:p>
+            <w:pPr>
+              <w:ind w:left="720"/>
+            </w:pPr>
+            <w:r>
+              <w:rPr>
+                <w:rFonts w:ascii="Adani" w:hAnsi="Adani"/>
+                <w:b w:val="0"/>
+                <w:sz w:val="20"/>
+                <w:u w:val="none"/>
+              </w:rPr>
+              <w:t>1.</w:t>
+              <w:tab/>
+              <w:t>Father</w:t>
+              <w:tab/>
+              <w:t>:</w:t>
+            </w:r>
+          </w:p>
+        </w:tc>
+        <w:tc>
+          <w:tcPr>
+            <w:tcW w:type="dxa" w:w="4536"/>
+            <w:tcBorders>
+              <w:top w:val="none"/>
+              <w:bottom w:val="none"/>
+              <w:left w:val="none"/>
+              <w:right w:val="none"/>
+            </w:tcBorders>
+          </w:tcPr>
+          <w:p>
+            <w:r>
+              <w:rPr>
+                <w:rFonts w:ascii="Adani" w:hAnsi="Adani"/>
+                <w:b w:val="0"/>
+                <w:sz w:val="20"/>
+                <w:u w:val="none"/>
+              </w:rPr>
+              <w:t>NIL</w:t>
+            </w:r>
+          </w:p>
+        </w:tc>
+      </w:tr>
+      <w:tr>
+        <w:tc>
+          <w:tcPr>
+            <w:tcW w:type="dxa" w:w="4536"/>
+            <w:tcBorders>
+              <w:top w:val="none"/>
+              <w:bottom w:val="none"/>
+              <w:left w:val="none"/>
+              <w:right w:val="none"/>
+            </w:tcBorders>
+          </w:tcPr>
+          <w:p>
+            <w:pPr>
+              <w:ind w:left="720"/>
+            </w:pPr>
+            <w:r>
+              <w:rPr>
+                <w:rFonts w:ascii="Adani" w:hAnsi="Adani"/>
+                <w:b w:val="0"/>
+                <w:sz w:val="20"/>
+                <w:u w:val="none"/>
+              </w:rPr>
+              <w:t>2.</w:t>
+              <w:tab/>
+              <w:t>Mother</w:t>
+              <w:tab/>
+              <w:t>:</w:t>
+            </w:r>
+          </w:p>
+        </w:tc>
+        <w:tc>
+          <w:tcPr>
+            <w:tcW w:type="dxa" w:w="4536"/>
+            <w:tcBorders>
+              <w:top w:val="none"/>
+              <w:bottom w:val="none"/>
+              <w:left w:val="none"/>
+              <w:right w:val="none"/>
+            </w:tcBorders>
+          </w:tcPr>
+          <w:p>
+            <w:r>
+              <w:rPr>
+                <w:rFonts w:ascii="Adani" w:hAnsi="Adani"/>
+                <w:b w:val="0"/>
+                <w:sz w:val="20"/>
+                <w:u w:val="none"/>
+              </w:rPr>
+              <w:t>NIL</w:t>
+            </w:r>
+          </w:p>
+        </w:tc>
+      </w:tr>
+      <w:tr>
+        <w:tc>
+          <w:tcPr>
+            <w:tcW w:type="dxa" w:w="4536"/>
+            <w:tcBorders>
+              <w:top w:val="none"/>
+              <w:bottom w:val="none"/>
+              <w:left w:val="none"/>
+              <w:right w:val="none"/>
+            </w:tcBorders>
+          </w:tcPr>
+          <w:p>
+            <w:pPr>
+              <w:ind w:left="720"/>
+            </w:pPr>
+            <w:r>
+              <w:rPr>
+                <w:rFonts w:ascii="Adani" w:hAnsi="Adani"/>
+                <w:b w:val="0"/>
+                <w:sz w:val="20"/>
+                <w:u w:val="none"/>
+              </w:rPr>
+              <w:t>3.</w:t>
+              <w:tab/>
+              <w:t>Son</w:t>
+              <w:tab/>
+              <w:t>:</w:t>
+            </w:r>
+          </w:p>
+        </w:tc>
+        <w:tc>
+          <w:tcPr>
+            <w:tcW w:type="dxa" w:w="4536"/>
+            <w:tcBorders>
+              <w:top w:val="none"/>
+              <w:bottom w:val="none"/>
+              <w:left w:val="none"/>
+              <w:right w:val="none"/>
+            </w:tcBorders>
+          </w:tcPr>
+          <w:p>
+            <w:r>
+              <w:rPr>
+                <w:rFonts w:ascii="Adani" w:hAnsi="Adani"/>
+                <w:b w:val="0"/>
+                <w:sz w:val="20"/>
+                <w:u w:val="none"/>
+              </w:rPr>
+              <w:t>NIL</w:t>
+            </w:r>
+          </w:p>
+        </w:tc>
+      </w:tr>
+      <w:tr>
+        <w:tc>
+          <w:tcPr>
+            <w:tcW w:type="dxa" w:w="4536"/>
+            <w:tcBorders>
+              <w:top w:val="none"/>
+              <w:bottom w:val="none"/>
+              <w:left w:val="none"/>
+              <w:right w:val="none"/>
+            </w:tcBorders>
+          </w:tcPr>
+          <w:p>
+            <w:pPr>
+              <w:ind w:left="720"/>
+            </w:pPr>
+            <w:r>
+              <w:rPr>
+                <w:rFonts w:ascii="Adani" w:hAnsi="Adani"/>
+                <w:b w:val="0"/>
+                <w:sz w:val="20"/>
+                <w:u w:val="none"/>
+              </w:rPr>
+              <w:t>4.</w:t>
+              <w:tab/>
+              <w:t>Son's Wife</w:t>
+              <w:tab/>
+              <w:t>:</w:t>
+            </w:r>
+          </w:p>
+        </w:tc>
+        <w:tc>
+          <w:tcPr>
+            <w:tcW w:type="dxa" w:w="4536"/>
+            <w:tcBorders>
+              <w:top w:val="none"/>
+              <w:bottom w:val="none"/>
+              <w:left w:val="none"/>
+              <w:right w:val="none"/>
+            </w:tcBorders>
+          </w:tcPr>
+          <w:p>
+            <w:r>
+              <w:rPr>
+                <w:rFonts w:ascii="Adani" w:hAnsi="Adani"/>
+                <w:b w:val="0"/>
+                <w:sz w:val="20"/>
+                <w:u w:val="none"/>
+              </w:rPr>
+              <w:t>NIL</w:t>
+            </w:r>
+          </w:p>
+        </w:tc>
+      </w:tr>
+      <w:tr>
+        <w:tc>
+          <w:tcPr>
+            <w:tcW w:type="dxa" w:w="4536"/>
+            <w:tcBorders>
+              <w:top w:val="none"/>
+              <w:bottom w:val="none"/>
+              <w:left w:val="none"/>
+              <w:right w:val="none"/>
+            </w:tcBorders>
+          </w:tcPr>
+          <w:p>
+            <w:pPr>
+              <w:ind w:left="720"/>
+            </w:pPr>
+            <w:r>
+              <w:rPr>
+                <w:rFonts w:ascii="Adani" w:hAnsi="Adani"/>
+                <w:b w:val="0"/>
+                <w:sz w:val="20"/>
+                <w:u w:val="none"/>
+              </w:rPr>
+              <w:t>5.</w:t>
+              <w:tab/>
+              <w:t>Daughter</w:t>
+              <w:tab/>
+              <w:t>:</w:t>
+            </w:r>
+          </w:p>
+        </w:tc>
+        <w:tc>
+          <w:tcPr>
+            <w:tcW w:type="dxa" w:w="4536"/>
+            <w:tcBorders>
+              <w:top w:val="none"/>
+              <w:bottom w:val="none"/>
+              <w:left w:val="none"/>
+              <w:right w:val="none"/>
+            </w:tcBorders>
+          </w:tcPr>
+          <w:p>
+            <w:r>
+              <w:rPr>
+                <w:rFonts w:ascii="Adani" w:hAnsi="Adani"/>
+                <w:b w:val="0"/>
+                <w:sz w:val="20"/>
+                <w:u w:val="none"/>
+              </w:rPr>
+              <w:t>NIL</w:t>
+            </w:r>
+          </w:p>
+        </w:tc>
+      </w:tr>
+      <w:tr>
+        <w:tc>
+          <w:tcPr>
+            <w:tcW w:type="dxa" w:w="4536"/>
+            <w:tcBorders>
+              <w:top w:val="none"/>
+              <w:bottom w:val="none"/>
+              <w:left w:val="none"/>
+              <w:right w:val="none"/>
+            </w:tcBorders>
+          </w:tcPr>
+          <w:p>
+            <w:pPr>
+              <w:ind w:left="720"/>
+            </w:pPr>
+            <w:r>
+              <w:rPr>
+                <w:rFonts w:ascii="Adani" w:hAnsi="Adani"/>
+                <w:b w:val="0"/>
+                <w:sz w:val="20"/>
+                <w:u w:val="none"/>
+              </w:rPr>
+              <w:t>6.</w:t>
+              <w:tab/>
+              <w:t>Daughter's Husband</w:t>
+              <w:tab/>
+              <w:t>:</w:t>
+            </w:r>
+          </w:p>
+        </w:tc>
+        <w:tc>
+          <w:tcPr>
+            <w:tcW w:type="dxa" w:w="4536"/>
+            <w:tcBorders>
+              <w:top w:val="none"/>
+              <w:bottom w:val="none"/>
+              <w:left w:val="none"/>
+              <w:right w:val="none"/>
+            </w:tcBorders>
+          </w:tcPr>
+          <w:p>
+            <w:r>
+              <w:rPr>
+                <w:rFonts w:ascii="Adani" w:hAnsi="Adani"/>
+                <w:b w:val="0"/>
+                <w:sz w:val="20"/>
+                <w:u w:val="none"/>
+              </w:rPr>
+              <w:t>NIL</w:t>
+            </w:r>
+          </w:p>
+        </w:tc>
+      </w:tr>
+      <w:tr>
+        <w:tc>
+          <w:tcPr>
+            <w:tcW w:type="dxa" w:w="4536"/>
+            <w:tcBorders>
+              <w:top w:val="none"/>
+              <w:bottom w:val="none"/>
+              <w:left w:val="none"/>
+              <w:right w:val="none"/>
+            </w:tcBorders>
+          </w:tcPr>
+          <w:p>
+            <w:pPr>
+              <w:ind w:left="720"/>
+            </w:pPr>
+            <w:r>
+              <w:rPr>
+                <w:rFonts w:ascii="Adani" w:hAnsi="Adani"/>
+                <w:b w:val="0"/>
+                <w:sz w:val="20"/>
+                <w:u w:val="none"/>
+              </w:rPr>
+              <w:t>7.</w:t>
+              <w:tab/>
+              <w:t>Brother</w:t>
+              <w:tab/>
+              <w:t>:</w:t>
+            </w:r>
+          </w:p>
+        </w:tc>
+        <w:tc>
+          <w:tcPr>
+            <w:tcW w:type="dxa" w:w="4536"/>
+            <w:tcBorders>
+              <w:top w:val="none"/>
+              <w:bottom w:val="none"/>
+              <w:left w:val="none"/>
+              <w:right w:val="none"/>
+            </w:tcBorders>
+          </w:tcPr>
+          <w:p>
+            <w:r>
+              <w:rPr>
+                <w:rFonts w:ascii="Adani" w:hAnsi="Adani"/>
+                <w:b w:val="0"/>
+                <w:sz w:val="20"/>
+                <w:u w:val="none"/>
+              </w:rPr>
+              <w:t>NIL</w:t>
+            </w:r>
+          </w:p>
+        </w:tc>
+      </w:tr>
+      <w:tr>
+        <w:tc>
+          <w:tcPr>
+            <w:tcW w:type="dxa" w:w="4536"/>
+            <w:tcBorders>
+              <w:top w:val="none"/>
+              <w:bottom w:val="none"/>
+              <w:left w:val="none"/>
+              <w:right w:val="none"/>
+            </w:tcBorders>
+          </w:tcPr>
+          <w:p>
+            <w:pPr>
+              <w:ind w:left="720"/>
+            </w:pPr>
+            <w:r>
+              <w:rPr>
+                <w:rFonts w:ascii="Adani" w:hAnsi="Adani"/>
+                <w:b w:val="0"/>
+                <w:sz w:val="20"/>
+                <w:u w:val="none"/>
+              </w:rPr>
+              <w:t>8.</w:t>
+              <w:tab/>
+              <w:t>Sister</w:t>
+              <w:tab/>
+              <w:t>:</w:t>
+            </w:r>
+          </w:p>
+        </w:tc>
+        <w:tc>
+          <w:tcPr>
+            <w:tcW w:type="dxa" w:w="4536"/>
+            <w:tcBorders>
+              <w:top w:val="none"/>
+              <w:bottom w:val="none"/>
+              <w:left w:val="none"/>
+              <w:right w:val="none"/>
+            </w:tcBorders>
+          </w:tcPr>
+          <w:p>
+            <w:r>
+              <w:rPr>
+                <w:rFonts w:ascii="Adani" w:hAnsi="Adani"/>
+                <w:b w:val="0"/>
+                <w:sz w:val="20"/>
+                <w:u w:val="none"/>
+              </w:rPr>
+              <w:t>NIL</w:t>
+            </w:r>
+          </w:p>
+        </w:tc>
+      </w:tr>
+    </w:tbl>
     <w:p/>
     <w:p>
       <w:pPr>
@@ -3207,7 +3309,7 @@
                 <w:sz w:val="18"/>
                 <w:u w:val="none"/>
               </w:rPr>
-              <w:t>Date:   07th May, 2026</w:t>
+              <w:t>Date:   15th May, 2026</w:t>
             </w:r>
           </w:p>
         </w:tc>
@@ -3368,7 +3470,7 @@
           <w:sz w:val="20"/>
           <w:u w:val="none"/>
         </w:rPr>
-        <w:t>07th May, 2026</w:t>
+        <w:t>15th May, 2026</w:t>
       </w:r>
     </w:p>
     <w:p>
@@ -3443,7 +3545,7 @@
           <w:sz w:val="20"/>
           <w:u w:val="none"/>
         </w:rPr>
-        <w:t>KODANGAL SOLAR PARKS LIMITED</w:t>
+        <w:t>ADANI RENEWABLE ENERGY (RJ) LIMITED</w:t>
       </w:r>
     </w:p>
     <w:p>
@@ -3458,7 +3560,7 @@
           <w:sz w:val="20"/>
           <w:u w:val="none"/>
         </w:rPr>
-        <w:t>ADANI RENEWABLE ENERGY (RJ) LIMITED</w:t>
+        <w:t>KODANGAL SOLAR PARKS LIMITED</w:t>
       </w:r>
     </w:p>
     <w:p>
@@ -3518,7 +3620,37 @@
           <w:sz w:val="20"/>
           <w:u w:val="none"/>
         </w:rPr>
+        <w:t>RAMNAD RENEWABLE ENERGY LIMITED</w:t>
+      </w:r>
+    </w:p>
+    <w:p>
+      <w:pPr>
+        <w:spacing w:before="0" w:after="20"/>
+        <w:jc w:val="left"/>
+      </w:pPr>
+      <w:r>
+        <w:rPr>
+          <w:rFonts w:ascii="Adani" w:hAnsi="Adani"/>
+          <w:b/>
+          <w:sz w:val="20"/>
+          <w:u w:val="none"/>
+        </w:rPr>
         <w:t>ADANI GREEN ENERGY (UP) LIMITED</w:t>
+      </w:r>
+    </w:p>
+    <w:p>
+      <w:pPr>
+        <w:spacing w:before="0" w:after="20"/>
+        <w:jc w:val="left"/>
+      </w:pPr>
+      <w:r>
+        <w:rPr>
+          <w:rFonts w:ascii="Adani" w:hAnsi="Adani"/>
+          <w:b/>
+          <w:sz w:val="20"/>
+          <w:u w:val="none"/>
+        </w:rPr>
+        <w:t>ADANI TRANSMISSION BIKANER SIKAR PRIVATE LIMITED</w:t>
       </w:r>
     </w:p>
     <w:p>
@@ -3548,37 +3680,7 @@
           <w:sz w:val="20"/>
           <w:u w:val="none"/>
         </w:rPr>
-        <w:t>ADANI TRANSMISSION BIKANER SIKAR PRIVATE LIMITED</w:t>
-      </w:r>
-    </w:p>
-    <w:p>
-      <w:pPr>
-        <w:spacing w:before="0" w:after="20"/>
-        <w:jc w:val="left"/>
-      </w:pPr>
-      <w:r>
-        <w:rPr>
-          <w:rFonts w:ascii="Adani" w:hAnsi="Adani"/>
-          <w:b/>
-          <w:sz w:val="20"/>
-          <w:u w:val="none"/>
-        </w:rPr>
         <w:t>MUNDRA SOLAR TECHNOPARK PRIVATE LIMITED</w:t>
-      </w:r>
-    </w:p>
-    <w:p>
-      <w:pPr>
-        <w:spacing w:before="0" w:after="20"/>
-        <w:jc w:val="left"/>
-      </w:pPr>
-      <w:r>
-        <w:rPr>
-          <w:rFonts w:ascii="Adani" w:hAnsi="Adani"/>
-          <w:b/>
-          <w:sz w:val="20"/>
-          <w:u w:val="none"/>
-        </w:rPr>
-        <w:t>PARSA KENTE COLLIERIES LIMITED</w:t>
       </w:r>
     </w:p>
     <w:p/>
@@ -3669,6 +3771,21 @@
           <w:sz w:val="20"/>
           <w:u w:val="none"/>
         </w:rPr>
+        <w:t>ADANI RENEWABLE ENERGY (RJ) LIMITED</w:t>
+      </w:r>
+    </w:p>
+    <w:p>
+      <w:pPr>
+        <w:spacing w:before="0" w:after="20"/>
+        <w:jc w:val="left"/>
+      </w:pPr>
+      <w:r>
+        <w:rPr>
+          <w:rFonts w:ascii="Adani" w:hAnsi="Adani"/>
+          <w:b w:val="0"/>
+          <w:sz w:val="20"/>
+          <w:u w:val="none"/>
+        </w:rPr>
         <w:t>KODANGAL SOLAR PARKS LIMITED</w:t>
       </w:r>
     </w:p>
@@ -3684,7 +3801,7 @@
           <w:sz w:val="20"/>
           <w:u w:val="none"/>
         </w:rPr>
-        <w:t>ADANI RENEWABLE ENERGY (RJ) LIMITED</w:t>
+        <w:t>ADANI PETRONET (DAHEJ) PORT LIMITED</w:t>
       </w:r>
     </w:p>
     <w:p>
@@ -3699,7 +3816,7 @@
           <w:sz w:val="20"/>
           <w:u w:val="none"/>
         </w:rPr>
-        <w:t>ADANI PETRONET (DAHEJ) PORT LIMITED</w:t>
+        <w:t>RAMNAD RENEWABLE ENERGY LIMITED</w:t>
       </w:r>
     </w:p>
     <w:p>
@@ -3730,21 +3847,6 @@
           <w:u w:val="none"/>
         </w:rPr>
         <w:t>ADANI TRANSMISSION BIKANER SIKAR LIMITED</w:t>
-      </w:r>
-    </w:p>
-    <w:p>
-      <w:pPr>
-        <w:spacing w:before="0" w:after="20"/>
-        <w:jc w:val="left"/>
-      </w:pPr>
-      <w:r>
-        <w:rPr>
-          <w:rFonts w:ascii="Adani" w:hAnsi="Adani"/>
-          <w:b w:val="0"/>
-          <w:sz w:val="20"/>
-          <w:u w:val="none"/>
-        </w:rPr>
-        <w:t>PARSA KENTE COLLIERIES LIMITED</w:t>
       </w:r>
     </w:p>
     <w:p/>
@@ -5013,7 +5115,7 @@
                 <w:sz w:val="18"/>
                 <w:u w:val="none"/>
               </w:rPr>
-              <w:t>U40300GJ2015PLC130211</w:t>
+              <w:t>U40106GJ2018PLC102210</w:t>
             </w:r>
           </w:p>
         </w:tc>
@@ -5041,7 +5143,7 @@
                 <w:sz w:val="18"/>
                 <w:u w:val="none"/>
               </w:rPr>
-              <w:t>KODANGAL SOLAR PARKS LIMITED</w:t>
+              <w:t>ADANI RENEWABLE ENERGY (RJ) LIMITED</w:t>
             </w:r>
           </w:p>
         </w:tc>
@@ -5127,7 +5229,7 @@
                 <w:sz w:val="18"/>
                 <w:u w:val="none"/>
               </w:rPr>
-              <w:t>U40106GJ2018PLC102210</w:t>
+              <w:t>U40300GJ2015PLC130211</w:t>
             </w:r>
           </w:p>
         </w:tc>
@@ -5155,7 +5257,7 @@
                 <w:sz w:val="18"/>
                 <w:u w:val="none"/>
               </w:rPr>
-              <w:t>ADANI RENEWABLE ENERGY (RJ) LIMITED</w:t>
+              <w:t>KODANGAL SOLAR PARKS LIMITED</w:t>
             </w:r>
           </w:p>
         </w:tc>
@@ -5583,6 +5685,120 @@
                 <w:sz w:val="18"/>
                 <w:u w:val="none"/>
               </w:rPr>
+              <w:t>U40300GJ2015PLC083427</w:t>
+            </w:r>
+          </w:p>
+        </w:tc>
+        <w:tc>
+          <w:tcPr>
+            <w:tcW w:type="dxa" w:w="4252"/>
+            <w:shd w:val="clear" w:color="auto" w:fill="FFFFFF"/>
+            <w:tcBorders>
+              <w:top w:val="single" w:sz="4" w:space="0" w:color="000000"/>
+              <w:left w:val="single" w:sz="4" w:space="0" w:color="000000"/>
+              <w:bottom w:val="single" w:sz="4" w:space="0" w:color="000000"/>
+              <w:right w:val="single" w:sz="4" w:space="0" w:color="000000"/>
+            </w:tcBorders>
+            <w:vAlign w:val="center"/>
+          </w:tcPr>
+          <w:p>
+            <w:pPr>
+              <w:spacing w:before="40" w:after="40"/>
+              <w:jc w:val="left"/>
+            </w:pPr>
+            <w:r>
+              <w:rPr>
+                <w:rFonts w:ascii="Adani" w:hAnsi="Adani"/>
+                <w:b w:val="0"/>
+                <w:sz w:val="18"/>
+                <w:u w:val="none"/>
+              </w:rPr>
+              <w:t>RAMNAD RENEWABLE ENERGY LIMITED</w:t>
+            </w:r>
+          </w:p>
+        </w:tc>
+        <w:tc>
+          <w:tcPr>
+            <w:tcW w:type="dxa" w:w="1587"/>
+            <w:shd w:val="clear" w:color="auto" w:fill="FFFFFF"/>
+            <w:tcBorders>
+              <w:top w:val="single" w:sz="4" w:space="0" w:color="000000"/>
+              <w:left w:val="single" w:sz="4" w:space="0" w:color="000000"/>
+              <w:bottom w:val="single" w:sz="4" w:space="0" w:color="000000"/>
+              <w:right w:val="single" w:sz="4" w:space="0" w:color="000000"/>
+            </w:tcBorders>
+            <w:vAlign w:val="center"/>
+          </w:tcPr>
+          <w:p>
+            <w:pPr>
+              <w:spacing w:before="40" w:after="40"/>
+              <w:jc w:val="left"/>
+            </w:pPr>
+            <w:r>
+              <w:rPr>
+                <w:rFonts w:ascii="Adani" w:hAnsi="Adani"/>
+                <w:b w:val="0"/>
+                <w:sz w:val="18"/>
+                <w:u w:val="none"/>
+              </w:rPr>
+              <w:t>Director</w:t>
+            </w:r>
+          </w:p>
+        </w:tc>
+        <w:tc>
+          <w:tcPr>
+            <w:tcW w:type="dxa" w:w="1304"/>
+            <w:shd w:val="clear" w:color="auto" w:fill="FFFFFF"/>
+            <w:tcBorders>
+              <w:top w:val="single" w:sz="4" w:space="0" w:color="000000"/>
+              <w:left w:val="single" w:sz="4" w:space="0" w:color="000000"/>
+              <w:bottom w:val="single" w:sz="4" w:space="0" w:color="000000"/>
+              <w:right w:val="single" w:sz="4" w:space="0" w:color="000000"/>
+            </w:tcBorders>
+            <w:vAlign w:val="center"/>
+          </w:tcPr>
+          <w:p>
+            <w:pPr>
+              <w:spacing w:before="40" w:after="40"/>
+              <w:jc w:val="left"/>
+            </w:pPr>
+            <w:r>
+              <w:rPr>
+                <w:rFonts w:ascii="Adani" w:hAnsi="Adani"/>
+                <w:b w:val="0"/>
+                <w:sz w:val="18"/>
+                <w:u w:val="none"/>
+              </w:rPr>
+              <w:t>30/03/2019</w:t>
+            </w:r>
+          </w:p>
+        </w:tc>
+      </w:tr>
+      <w:tr>
+        <w:tc>
+          <w:tcPr>
+            <w:tcW w:type="dxa" w:w="2268"/>
+            <w:shd w:val="clear" w:color="auto" w:fill="FFFFFF"/>
+            <w:tcBorders>
+              <w:top w:val="single" w:sz="4" w:space="0" w:color="000000"/>
+              <w:left w:val="single" w:sz="4" w:space="0" w:color="000000"/>
+              <w:bottom w:val="single" w:sz="4" w:space="0" w:color="000000"/>
+              <w:right w:val="single" w:sz="4" w:space="0" w:color="000000"/>
+            </w:tcBorders>
+            <w:vAlign w:val="center"/>
+          </w:tcPr>
+          <w:p>
+            <w:pPr>
+              <w:spacing w:before="40" w:after="40"/>
+              <w:jc w:val="left"/>
+            </w:pPr>
+            <w:r>
+              <w:rPr>
+                <w:rFonts w:ascii="Adani" w:hAnsi="Adani"/>
+                <w:b w:val="0"/>
+                <w:sz w:val="18"/>
+                <w:u w:val="none"/>
+              </w:rPr>
               <w:t>U40106GJ2015PLC083925</w:t>
             </w:r>
           </w:p>
@@ -5697,7 +5913,7 @@
                 <w:sz w:val="18"/>
                 <w:u w:val="none"/>
               </w:rPr>
-              <w:t>U40101RJ2015PLC057349</w:t>
+              <w:t>U40101MH2015PTC268040</w:t>
             </w:r>
           </w:p>
         </w:tc>
@@ -5725,7 +5941,7 @@
                 <w:sz w:val="18"/>
                 <w:u w:val="none"/>
               </w:rPr>
-              <w:t>ADANI TRANSMISSION BIKANER SIKAR LIMITED</w:t>
+              <w:t>ADANI TRANSMISSION BIKANER SIKAR PRIVATE LIMITED</w:t>
             </w:r>
           </w:p>
         </w:tc>
@@ -5811,7 +6027,7 @@
                 <w:sz w:val="18"/>
                 <w:u w:val="none"/>
               </w:rPr>
-              <w:t>U40101MH2015PTC268040</w:t>
+              <w:t>U40101RJ2015PLC057349</w:t>
             </w:r>
           </w:p>
         </w:tc>
@@ -5839,7 +6055,7 @@
                 <w:sz w:val="18"/>
                 <w:u w:val="none"/>
               </w:rPr>
-              <w:t>ADANI TRANSMISSION BIKANER SIKAR PRIVATE LIMITED</w:t>
+              <w:t>ADANI TRANSMISSION BIKANER SIKAR LIMITED</w:t>
             </w:r>
           </w:p>
         </w:tc>
@@ -6010,120 +6226,6 @@
                 <w:u w:val="none"/>
               </w:rPr>
               <w:t>19/08/2016</w:t>
-            </w:r>
-          </w:p>
-        </w:tc>
-      </w:tr>
-      <w:tr>
-        <w:tc>
-          <w:tcPr>
-            <w:tcW w:type="dxa" w:w="2268"/>
-            <w:shd w:val="clear" w:color="auto" w:fill="FFFFFF"/>
-            <w:tcBorders>
-              <w:top w:val="single" w:sz="4" w:space="0" w:color="000000"/>
-              <w:left w:val="single" w:sz="4" w:space="0" w:color="000000"/>
-              <w:bottom w:val="single" w:sz="4" w:space="0" w:color="000000"/>
-              <w:right w:val="single" w:sz="4" w:space="0" w:color="000000"/>
-            </w:tcBorders>
-            <w:vAlign w:val="center"/>
-          </w:tcPr>
-          <w:p>
-            <w:pPr>
-              <w:spacing w:before="40" w:after="40"/>
-              <w:jc w:val="left"/>
-            </w:pPr>
-            <w:r>
-              <w:rPr>
-                <w:rFonts w:ascii="Adani" w:hAnsi="Adani"/>
-                <w:b w:val="0"/>
-                <w:sz w:val="18"/>
-                <w:u w:val="none"/>
-              </w:rPr>
-              <w:t>U10200RJ2007PLC025173</w:t>
-            </w:r>
-          </w:p>
-        </w:tc>
-        <w:tc>
-          <w:tcPr>
-            <w:tcW w:type="dxa" w:w="4252"/>
-            <w:shd w:val="clear" w:color="auto" w:fill="FFFFFF"/>
-            <w:tcBorders>
-              <w:top w:val="single" w:sz="4" w:space="0" w:color="000000"/>
-              <w:left w:val="single" w:sz="4" w:space="0" w:color="000000"/>
-              <w:bottom w:val="single" w:sz="4" w:space="0" w:color="000000"/>
-              <w:right w:val="single" w:sz="4" w:space="0" w:color="000000"/>
-            </w:tcBorders>
-            <w:vAlign w:val="center"/>
-          </w:tcPr>
-          <w:p>
-            <w:pPr>
-              <w:spacing w:before="40" w:after="40"/>
-              <w:jc w:val="left"/>
-            </w:pPr>
-            <w:r>
-              <w:rPr>
-                <w:rFonts w:ascii="Adani" w:hAnsi="Adani"/>
-                <w:b w:val="0"/>
-                <w:sz w:val="18"/>
-                <w:u w:val="none"/>
-              </w:rPr>
-              <w:t>PARSA KENTE COLLIERIES LIMITED</w:t>
-            </w:r>
-          </w:p>
-        </w:tc>
-        <w:tc>
-          <w:tcPr>
-            <w:tcW w:type="dxa" w:w="1587"/>
-            <w:shd w:val="clear" w:color="auto" w:fill="FFFFFF"/>
-            <w:tcBorders>
-              <w:top w:val="single" w:sz="4" w:space="0" w:color="000000"/>
-              <w:left w:val="single" w:sz="4" w:space="0" w:color="000000"/>
-              <w:bottom w:val="single" w:sz="4" w:space="0" w:color="000000"/>
-              <w:right w:val="single" w:sz="4" w:space="0" w:color="000000"/>
-            </w:tcBorders>
-            <w:vAlign w:val="center"/>
-          </w:tcPr>
-          <w:p>
-            <w:pPr>
-              <w:spacing w:before="40" w:after="40"/>
-              <w:jc w:val="left"/>
-            </w:pPr>
-            <w:r>
-              <w:rPr>
-                <w:rFonts w:ascii="Adani" w:hAnsi="Adani"/>
-                <w:b w:val="0"/>
-                <w:sz w:val="18"/>
-                <w:u w:val="none"/>
-              </w:rPr>
-              <w:t>Director</w:t>
-            </w:r>
-          </w:p>
-        </w:tc>
-        <w:tc>
-          <w:tcPr>
-            <w:tcW w:type="dxa" w:w="1304"/>
-            <w:shd w:val="clear" w:color="auto" w:fill="FFFFFF"/>
-            <w:tcBorders>
-              <w:top w:val="single" w:sz="4" w:space="0" w:color="000000"/>
-              <w:left w:val="single" w:sz="4" w:space="0" w:color="000000"/>
-              <w:bottom w:val="single" w:sz="4" w:space="0" w:color="000000"/>
-              <w:right w:val="single" w:sz="4" w:space="0" w:color="000000"/>
-            </w:tcBorders>
-            <w:vAlign w:val="center"/>
-          </w:tcPr>
-          <w:p>
-            <w:pPr>
-              <w:spacing w:before="40" w:after="40"/>
-              <w:jc w:val="left"/>
-            </w:pPr>
-            <w:r>
-              <w:rPr>
-                <w:rFonts w:ascii="Adani" w:hAnsi="Adani"/>
-                <w:b w:val="0"/>
-                <w:sz w:val="18"/>
-                <w:u w:val="none"/>
-              </w:rPr>
-              <w:t>31/07/2015</w:t>
             </w:r>
           </w:p>
         </w:tc>

--- a/Backend/Director_Disclosure/Output_Disclosures/2024-25/ADANI_TRANSMISSION_BIKANER_SIKAR_PRIVATE_LIMITED/MBP-1/MBP1_NAYANABEN_BHAIRAVDANJI_GADHVI_07148619.docx
+++ b/Backend/Director_Disclosure/Output_Disclosures/2024-25/ADANI_TRANSMISSION_BIKANER_SIKAR_PRIVATE_LIMITED/MBP-1/MBP1_NAYANABEN_BHAIRAVDANJI_GADHVI_07148619.docx
@@ -673,7 +673,7 @@
                 <w:sz w:val="18"/>
                 <w:u w:val="none"/>
               </w:rPr>
-              <w:t>ADANI RENEWABLE ENERGY (RJ) LIMITED</w:t>
+              <w:t>KODANGAL SOLAR PARKS LIMITED</w:t>
             </w:r>
           </w:p>
         </w:tc>
@@ -815,7 +815,7 @@
                 <w:sz w:val="18"/>
                 <w:u w:val="none"/>
               </w:rPr>
-              <w:t>KODANGAL SOLAR PARKS LIMITED</w:t>
+              <w:t>ADANI RENEWABLE ENERGY (RJ) LIMITED</w:t>
             </w:r>
           </w:p>
         </w:tc>
@@ -1383,7 +1383,7 @@
                 <w:sz w:val="18"/>
                 <w:u w:val="none"/>
               </w:rPr>
-              <w:t>RAMNAD RENEWABLE ENERGY LIMITED</w:t>
+              <w:t>ADANI GREEN ENERGY (UP) LIMITED</w:t>
             </w:r>
           </w:p>
         </w:tc>
@@ -1525,7 +1525,7 @@
                 <w:sz w:val="18"/>
                 <w:u w:val="none"/>
               </w:rPr>
-              <w:t>ADANI GREEN ENERGY (UP) LIMITED</w:t>
+              <w:t>RAMNAD RENEWABLE ENERGY LIMITED</w:t>
             </w:r>
           </w:p>
         </w:tc>
@@ -1667,7 +1667,7 @@
                 <w:sz w:val="18"/>
                 <w:u w:val="none"/>
               </w:rPr>
-              <w:t>ADANI TRANSMISSION BIKANER SIKAR PRIVATE LIMITED</w:t>
+              <w:t>ADANI TRANSMISSION BIKANER SIKAR LIMITED</w:t>
             </w:r>
           </w:p>
         </w:tc>
@@ -1809,7 +1809,7 @@
                 <w:sz w:val="18"/>
                 <w:u w:val="none"/>
               </w:rPr>
-              <w:t>ADANI TRANSMISSION BIKANER SIKAR LIMITED</w:t>
+              <w:t>ADANI TRANSMISSION BIKANER SIKAR PRIVATE LIMITED</w:t>
             </w:r>
           </w:p>
         </w:tc>
@@ -2272,7 +2272,7 @@
                 <w:sz w:val="18"/>
                 <w:u w:val="none"/>
               </w:rPr>
-              <w:t>Date:   15th May, 2026</w:t>
+              <w:t>Date:   27th May, 2026</w:t>
             </w:r>
           </w:p>
         </w:tc>
@@ -3309,7 +3309,7 @@
                 <w:sz w:val="18"/>
                 <w:u w:val="none"/>
               </w:rPr>
-              <w:t>Date:   15th May, 2026</w:t>
+              <w:t>Date:   27th May, 2026</w:t>
             </w:r>
           </w:p>
         </w:tc>
@@ -3470,7 +3470,7 @@
           <w:sz w:val="20"/>
           <w:u w:val="none"/>
         </w:rPr>
-        <w:t>15th May, 2026</w:t>
+        <w:t>27th May, 2026</w:t>
       </w:r>
     </w:p>
     <w:p>
@@ -3545,7 +3545,7 @@
           <w:sz w:val="20"/>
           <w:u w:val="none"/>
         </w:rPr>
-        <w:t>ADANI RENEWABLE ENERGY (RJ) LIMITED</w:t>
+        <w:t>KODANGAL SOLAR PARKS LIMITED</w:t>
       </w:r>
     </w:p>
     <w:p>
@@ -3560,7 +3560,7 @@
           <w:sz w:val="20"/>
           <w:u w:val="none"/>
         </w:rPr>
-        <w:t>KODANGAL SOLAR PARKS LIMITED</w:t>
+        <w:t>ADANI RENEWABLE ENERGY (RJ) LIMITED</w:t>
       </w:r>
     </w:p>
     <w:p>
@@ -3620,6 +3620,21 @@
           <w:sz w:val="20"/>
           <w:u w:val="none"/>
         </w:rPr>
+        <w:t>ADANI GREEN ENERGY (UP) LIMITED</w:t>
+      </w:r>
+    </w:p>
+    <w:p>
+      <w:pPr>
+        <w:spacing w:before="0" w:after="20"/>
+        <w:jc w:val="left"/>
+      </w:pPr>
+      <w:r>
+        <w:rPr>
+          <w:rFonts w:ascii="Adani" w:hAnsi="Adani"/>
+          <w:b/>
+          <w:sz w:val="20"/>
+          <w:u w:val="none"/>
+        </w:rPr>
         <w:t>RAMNAD RENEWABLE ENERGY LIMITED</w:t>
       </w:r>
     </w:p>
@@ -3635,7 +3650,7 @@
           <w:sz w:val="20"/>
           <w:u w:val="none"/>
         </w:rPr>
-        <w:t>ADANI GREEN ENERGY (UP) LIMITED</w:t>
+        <w:t>ADANI TRANSMISSION BIKANER SIKAR LIMITED</w:t>
       </w:r>
     </w:p>
     <w:p>
@@ -3651,21 +3666,6 @@
           <w:u w:val="none"/>
         </w:rPr>
         <w:t>ADANI TRANSMISSION BIKANER SIKAR PRIVATE LIMITED</w:t>
-      </w:r>
-    </w:p>
-    <w:p>
-      <w:pPr>
-        <w:spacing w:before="0" w:after="20"/>
-        <w:jc w:val="left"/>
-      </w:pPr>
-      <w:r>
-        <w:rPr>
-          <w:rFonts w:ascii="Adani" w:hAnsi="Adani"/>
-          <w:b/>
-          <w:sz w:val="20"/>
-          <w:u w:val="none"/>
-        </w:rPr>
-        <w:t>ADANI TRANSMISSION BIKANER SIKAR LIMITED</w:t>
       </w:r>
     </w:p>
     <w:p>
@@ -3771,7 +3771,7 @@
           <w:sz w:val="20"/>
           <w:u w:val="none"/>
         </w:rPr>
-        <w:t>ADANI RENEWABLE ENERGY (RJ) LIMITED</w:t>
+        <w:t>KODANGAL SOLAR PARKS LIMITED</w:t>
       </w:r>
     </w:p>
     <w:p>
@@ -3786,7 +3786,7 @@
           <w:sz w:val="20"/>
           <w:u w:val="none"/>
         </w:rPr>
-        <w:t>KODANGAL SOLAR PARKS LIMITED</w:t>
+        <w:t>ADANI RENEWABLE ENERGY (RJ) LIMITED</w:t>
       </w:r>
     </w:p>
     <w:p>
@@ -3816,7 +3816,7 @@
           <w:sz w:val="20"/>
           <w:u w:val="none"/>
         </w:rPr>
-        <w:t>RAMNAD RENEWABLE ENERGY LIMITED</w:t>
+        <w:t>ADANI GREEN ENERGY (UP) LIMITED</w:t>
       </w:r>
     </w:p>
     <w:p>
@@ -3831,7 +3831,7 @@
           <w:sz w:val="20"/>
           <w:u w:val="none"/>
         </w:rPr>
-        <w:t>ADANI GREEN ENERGY (UP) LIMITED</w:t>
+        <w:t>RAMNAD RENEWABLE ENERGY LIMITED</w:t>
       </w:r>
     </w:p>
     <w:p>
@@ -5115,7 +5115,7 @@
                 <w:sz w:val="18"/>
                 <w:u w:val="none"/>
               </w:rPr>
-              <w:t>U40106GJ2018PLC102210</w:t>
+              <w:t>U40300GJ2015PLC130211</w:t>
             </w:r>
           </w:p>
         </w:tc>
@@ -5143,7 +5143,7 @@
                 <w:sz w:val="18"/>
                 <w:u w:val="none"/>
               </w:rPr>
-              <w:t>ADANI RENEWABLE ENERGY (RJ) LIMITED</w:t>
+              <w:t>KODANGAL SOLAR PARKS LIMITED</w:t>
             </w:r>
           </w:p>
         </w:tc>
@@ -5229,7 +5229,7 @@
                 <w:sz w:val="18"/>
                 <w:u w:val="none"/>
               </w:rPr>
-              <w:t>U40300GJ2015PLC130211</w:t>
+              <w:t>U40106GJ2018PLC102210</w:t>
             </w:r>
           </w:p>
         </w:tc>
@@ -5257,7 +5257,7 @@
                 <w:sz w:val="18"/>
                 <w:u w:val="none"/>
               </w:rPr>
-              <w:t>KODANGAL SOLAR PARKS LIMITED</w:t>
+              <w:t>ADANI RENEWABLE ENERGY (RJ) LIMITED</w:t>
             </w:r>
           </w:p>
         </w:tc>
@@ -5685,6 +5685,120 @@
                 <w:sz w:val="18"/>
                 <w:u w:val="none"/>
               </w:rPr>
+              <w:t>U40106GJ2015PLC083925</w:t>
+            </w:r>
+          </w:p>
+        </w:tc>
+        <w:tc>
+          <w:tcPr>
+            <w:tcW w:type="dxa" w:w="4252"/>
+            <w:shd w:val="clear" w:color="auto" w:fill="FFFFFF"/>
+            <w:tcBorders>
+              <w:top w:val="single" w:sz="4" w:space="0" w:color="000000"/>
+              <w:left w:val="single" w:sz="4" w:space="0" w:color="000000"/>
+              <w:bottom w:val="single" w:sz="4" w:space="0" w:color="000000"/>
+              <w:right w:val="single" w:sz="4" w:space="0" w:color="000000"/>
+            </w:tcBorders>
+            <w:vAlign w:val="center"/>
+          </w:tcPr>
+          <w:p>
+            <w:pPr>
+              <w:spacing w:before="40" w:after="40"/>
+              <w:jc w:val="left"/>
+            </w:pPr>
+            <w:r>
+              <w:rPr>
+                <w:rFonts w:ascii="Adani" w:hAnsi="Adani"/>
+                <w:b w:val="0"/>
+                <w:sz w:val="18"/>
+                <w:u w:val="none"/>
+              </w:rPr>
+              <w:t>ADANI GREEN ENERGY (UP) LIMITED</w:t>
+            </w:r>
+          </w:p>
+        </w:tc>
+        <w:tc>
+          <w:tcPr>
+            <w:tcW w:type="dxa" w:w="1587"/>
+            <w:shd w:val="clear" w:color="auto" w:fill="FFFFFF"/>
+            <w:tcBorders>
+              <w:top w:val="single" w:sz="4" w:space="0" w:color="000000"/>
+              <w:left w:val="single" w:sz="4" w:space="0" w:color="000000"/>
+              <w:bottom w:val="single" w:sz="4" w:space="0" w:color="000000"/>
+              <w:right w:val="single" w:sz="4" w:space="0" w:color="000000"/>
+            </w:tcBorders>
+            <w:vAlign w:val="center"/>
+          </w:tcPr>
+          <w:p>
+            <w:pPr>
+              <w:spacing w:before="40" w:after="40"/>
+              <w:jc w:val="left"/>
+            </w:pPr>
+            <w:r>
+              <w:rPr>
+                <w:rFonts w:ascii="Adani" w:hAnsi="Adani"/>
+                <w:b w:val="0"/>
+                <w:sz w:val="18"/>
+                <w:u w:val="none"/>
+              </w:rPr>
+              <w:t>Director</w:t>
+            </w:r>
+          </w:p>
+        </w:tc>
+        <w:tc>
+          <w:tcPr>
+            <w:tcW w:type="dxa" w:w="1304"/>
+            <w:shd w:val="clear" w:color="auto" w:fill="FFFFFF"/>
+            <w:tcBorders>
+              <w:top w:val="single" w:sz="4" w:space="0" w:color="000000"/>
+              <w:left w:val="single" w:sz="4" w:space="0" w:color="000000"/>
+              <w:bottom w:val="single" w:sz="4" w:space="0" w:color="000000"/>
+              <w:right w:val="single" w:sz="4" w:space="0" w:color="000000"/>
+            </w:tcBorders>
+            <w:vAlign w:val="center"/>
+          </w:tcPr>
+          <w:p>
+            <w:pPr>
+              <w:spacing w:before="40" w:after="40"/>
+              <w:jc w:val="left"/>
+            </w:pPr>
+            <w:r>
+              <w:rPr>
+                <w:rFonts w:ascii="Adani" w:hAnsi="Adani"/>
+                <w:b w:val="0"/>
+                <w:sz w:val="18"/>
+                <w:u w:val="none"/>
+              </w:rPr>
+              <w:t>30/03/2019</w:t>
+            </w:r>
+          </w:p>
+        </w:tc>
+      </w:tr>
+      <w:tr>
+        <w:tc>
+          <w:tcPr>
+            <w:tcW w:type="dxa" w:w="2268"/>
+            <w:shd w:val="clear" w:color="auto" w:fill="FFFFFF"/>
+            <w:tcBorders>
+              <w:top w:val="single" w:sz="4" w:space="0" w:color="000000"/>
+              <w:left w:val="single" w:sz="4" w:space="0" w:color="000000"/>
+              <w:bottom w:val="single" w:sz="4" w:space="0" w:color="000000"/>
+              <w:right w:val="single" w:sz="4" w:space="0" w:color="000000"/>
+            </w:tcBorders>
+            <w:vAlign w:val="center"/>
+          </w:tcPr>
+          <w:p>
+            <w:pPr>
+              <w:spacing w:before="40" w:after="40"/>
+              <w:jc w:val="left"/>
+            </w:pPr>
+            <w:r>
+              <w:rPr>
+                <w:rFonts w:ascii="Adani" w:hAnsi="Adani"/>
+                <w:b w:val="0"/>
+                <w:sz w:val="18"/>
+                <w:u w:val="none"/>
+              </w:rPr>
               <w:t>U40300GJ2015PLC083427</w:t>
             </w:r>
           </w:p>
@@ -5799,7 +5913,7 @@
                 <w:sz w:val="18"/>
                 <w:u w:val="none"/>
               </w:rPr>
-              <w:t>U40106GJ2015PLC083925</w:t>
+              <w:t>U40101RJ2015PLC057349</w:t>
             </w:r>
           </w:p>
         </w:tc>
@@ -5827,121 +5941,7 @@
                 <w:sz w:val="18"/>
                 <w:u w:val="none"/>
               </w:rPr>
-              <w:t>ADANI GREEN ENERGY (UP) LIMITED</w:t>
-            </w:r>
-          </w:p>
-        </w:tc>
-        <w:tc>
-          <w:tcPr>
-            <w:tcW w:type="dxa" w:w="1587"/>
-            <w:shd w:val="clear" w:color="auto" w:fill="FFFFFF"/>
-            <w:tcBorders>
-              <w:top w:val="single" w:sz="4" w:space="0" w:color="000000"/>
-              <w:left w:val="single" w:sz="4" w:space="0" w:color="000000"/>
-              <w:bottom w:val="single" w:sz="4" w:space="0" w:color="000000"/>
-              <w:right w:val="single" w:sz="4" w:space="0" w:color="000000"/>
-            </w:tcBorders>
-            <w:vAlign w:val="center"/>
-          </w:tcPr>
-          <w:p>
-            <w:pPr>
-              <w:spacing w:before="40" w:after="40"/>
-              <w:jc w:val="left"/>
-            </w:pPr>
-            <w:r>
-              <w:rPr>
-                <w:rFonts w:ascii="Adani" w:hAnsi="Adani"/>
-                <w:b w:val="0"/>
-                <w:sz w:val="18"/>
-                <w:u w:val="none"/>
-              </w:rPr>
-              <w:t>Director</w:t>
-            </w:r>
-          </w:p>
-        </w:tc>
-        <w:tc>
-          <w:tcPr>
-            <w:tcW w:type="dxa" w:w="1304"/>
-            <w:shd w:val="clear" w:color="auto" w:fill="FFFFFF"/>
-            <w:tcBorders>
-              <w:top w:val="single" w:sz="4" w:space="0" w:color="000000"/>
-              <w:left w:val="single" w:sz="4" w:space="0" w:color="000000"/>
-              <w:bottom w:val="single" w:sz="4" w:space="0" w:color="000000"/>
-              <w:right w:val="single" w:sz="4" w:space="0" w:color="000000"/>
-            </w:tcBorders>
-            <w:vAlign w:val="center"/>
-          </w:tcPr>
-          <w:p>
-            <w:pPr>
-              <w:spacing w:before="40" w:after="40"/>
-              <w:jc w:val="left"/>
-            </w:pPr>
-            <w:r>
-              <w:rPr>
-                <w:rFonts w:ascii="Adani" w:hAnsi="Adani"/>
-                <w:b w:val="0"/>
-                <w:sz w:val="18"/>
-                <w:u w:val="none"/>
-              </w:rPr>
-              <w:t>30/03/2019</w:t>
-            </w:r>
-          </w:p>
-        </w:tc>
-      </w:tr>
-      <w:tr>
-        <w:tc>
-          <w:tcPr>
-            <w:tcW w:type="dxa" w:w="2268"/>
-            <w:shd w:val="clear" w:color="auto" w:fill="FFFFFF"/>
-            <w:tcBorders>
-              <w:top w:val="single" w:sz="4" w:space="0" w:color="000000"/>
-              <w:left w:val="single" w:sz="4" w:space="0" w:color="000000"/>
-              <w:bottom w:val="single" w:sz="4" w:space="0" w:color="000000"/>
-              <w:right w:val="single" w:sz="4" w:space="0" w:color="000000"/>
-            </w:tcBorders>
-            <w:vAlign w:val="center"/>
-          </w:tcPr>
-          <w:p>
-            <w:pPr>
-              <w:spacing w:before="40" w:after="40"/>
-              <w:jc w:val="left"/>
-            </w:pPr>
-            <w:r>
-              <w:rPr>
-                <w:rFonts w:ascii="Adani" w:hAnsi="Adani"/>
-                <w:b w:val="0"/>
-                <w:sz w:val="18"/>
-                <w:u w:val="none"/>
-              </w:rPr>
-              <w:t>U40101MH2015PTC268040</w:t>
-            </w:r>
-          </w:p>
-        </w:tc>
-        <w:tc>
-          <w:tcPr>
-            <w:tcW w:type="dxa" w:w="4252"/>
-            <w:shd w:val="clear" w:color="auto" w:fill="FFFFFF"/>
-            <w:tcBorders>
-              <w:top w:val="single" w:sz="4" w:space="0" w:color="000000"/>
-              <w:left w:val="single" w:sz="4" w:space="0" w:color="000000"/>
-              <w:bottom w:val="single" w:sz="4" w:space="0" w:color="000000"/>
-              <w:right w:val="single" w:sz="4" w:space="0" w:color="000000"/>
-            </w:tcBorders>
-            <w:vAlign w:val="center"/>
-          </w:tcPr>
-          <w:p>
-            <w:pPr>
-              <w:spacing w:before="40" w:after="40"/>
-              <w:jc w:val="left"/>
-            </w:pPr>
-            <w:r>
-              <w:rPr>
-                <w:rFonts w:ascii="Adani" w:hAnsi="Adani"/>
-                <w:b w:val="0"/>
-                <w:sz w:val="18"/>
-                <w:u w:val="none"/>
-              </w:rPr>
-              <w:t>ADANI TRANSMISSION BIKANER SIKAR PRIVATE LIMITED</w:t>
+              <w:t>ADANI TRANSMISSION BIKANER SIKAR LIMITED</w:t>
             </w:r>
           </w:p>
         </w:tc>
@@ -6027,7 +6027,7 @@
                 <w:sz w:val="18"/>
                 <w:u w:val="none"/>
               </w:rPr>
-              <w:t>U40101RJ2015PLC057349</w:t>
+              <w:t>U40101MH2015PTC268040</w:t>
             </w:r>
           </w:p>
         </w:tc>
@@ -6055,7 +6055,7 @@
                 <w:sz w:val="18"/>
                 <w:u w:val="none"/>
               </w:rPr>
-              <w:t>ADANI TRANSMISSION BIKANER SIKAR LIMITED</w:t>
+              <w:t>ADANI TRANSMISSION BIKANER SIKAR PRIVATE LIMITED</w:t>
             </w:r>
           </w:p>
         </w:tc>
